--- a/out/thesis/tables/narrative_research_report_ru.docx
+++ b/out/thesis/tables/narrative_research_report_ru.docx
@@ -45,7 +45,7 @@
     </w:p>
     <w:p>
       <w:r>
-        <w:t>Итоговая база содержит 207 сделок. Из них внутридневное покрытие вокруг объявления доступно для 61 сделок, дневной CAR вокруг объявления рассчитан для 125 сделок, дневной CAR вокруг закрытия сделки — для 99 сделок, метрики возможной утечки информации — для 124 сделок, BHAR_ANN_120 — для 137 сделок. Все сопоставления, попавшие в расчеты, являются однозначными; двусмысленные соответствия в финальные метрики не включались.</w:t>
+        <w:t>Итоговая база содержит 207 сделок. Из них внутридневное покрытие вокруг объявления доступно для 61 сделок, дневной CAR вокруг объявления рассчитан для 125 сделок, дневной CAR вокруг закрытия сделки — для 96 сделок, метрики возможной утечки информации — для 124 сделок, BHAR_ANN_120 — для 0 сделок. Все сопоставления, попавшие в расчеты, являются однозначными; двусмысленные соответствия в финальные метрики не включались.</w:t>
       </w:r>
     </w:p>
     <w:p>
@@ -356,7 +356,7 @@
           </w:tcPr>
           <w:p>
             <w:r>
-              <w:t>99</w:t>
+              <w:t>96</w:t>
             </w:r>
           </w:p>
         </w:tc>
@@ -378,7 +378,7 @@
           </w:tcPr>
           <w:p>
             <w:r>
-              <w:t>137</w:t>
+              <w:t>0</w:t>
             </w:r>
           </w:p>
         </w:tc>
@@ -400,7 +400,7 @@
           </w:tcPr>
           <w:p>
             <w:r>
-              <w:t>92</w:t>
+              <w:t>6</w:t>
             </w:r>
           </w:p>
         </w:tc>
@@ -483,7 +483,7 @@
     </w:p>
     <w:p>
       <w:r>
-        <w:t>Всего было рассмотрено 22 гипотезы. По итогам тестирования 2 гипотезы получили прямую статистическую поддержку, 3 — частичную поддержку, 11 не подтвердились, а 6 не удалось корректно протестировать из-за ограничений данных и отсутствия устойчивой классификации некоторых типов сделок.</w:t>
+        <w:t>Всего было рассмотрено 22 гипотезы. По итогам тестирования 1 гипотезы получили прямую статистическую поддержку, 0 — частичную поддержку, 10 не подтвердились, а 11 не удалось корректно протестировать из-за ограничений данных и отсутствия устойчивой классификации некоторых типов сделок.</w:t>
       </w:r>
     </w:p>
     <w:tbl>
@@ -557,7 +557,7 @@
           </w:tcPr>
           <w:p>
             <w:r>
-              <w:t>Краткосрочная внутридневная реакция на объявление сделки статистически не подтверждается.</w:t>
+              <w:t>p=0.1326</w:t>
             </w:r>
           </w:p>
         </w:tc>
@@ -579,7 +579,7 @@
           </w:tcPr>
           <w:p>
             <w:r>
-              <w:t>НЕТ</w:t>
+              <w:t>НЕ ПРОТЕСТИРОВАНО</w:t>
             </w:r>
           </w:p>
         </w:tc>
@@ -589,7 +589,7 @@
           </w:tcPr>
           <w:p>
             <w:r>
-              <w:t>Эффект в первые 15 минут имеет положительный знак, но статистически незначим.</w:t>
+              <w:t>Недостаточно данных или ручная метрика</w:t>
             </w:r>
           </w:p>
         </w:tc>
@@ -621,7 +621,7 @@
           </w:tcPr>
           <w:p>
             <w:r>
-              <w:t>Поскольку эффект в первый час сам по себе незначим, гипотеза о концентрации основной реакции в первый час не подтверждается.</w:t>
+              <w:t>p=0.2535</w:t>
             </w:r>
           </w:p>
         </w:tc>
@@ -643,7 +643,7 @@
           </w:tcPr>
           <w:p>
             <w:r>
-              <w:t>НЕТ</w:t>
+              <w:t>НЕ ПРОТЕСТИРОВАНО</w:t>
             </w:r>
           </w:p>
         </w:tc>
@@ -653,7 +653,7 @@
           </w:tcPr>
           <w:p>
             <w:r>
-              <w:t>На внутридневном уровне убедительных признаков утечки информации в окне [-60; 0] не обнаружено.</w:t>
+              <w:t>nan</w:t>
             </w:r>
           </w:p>
         </w:tc>
@@ -685,7 +685,7 @@
           </w:tcPr>
           <w:p>
             <w:r>
-              <w:t>Подвыборка релизов вне торговых часов слишком мала, и значимого переноса реакции на следующее открытие не наблюдается.</w:t>
+              <w:t>p=0.8498</w:t>
             </w:r>
           </w:p>
         </w:tc>
@@ -707,7 +707,7 @@
           </w:tcPr>
           <w:p>
             <w:r>
-              <w:t>ЧАСТИЧНО</w:t>
+              <w:t>НЕТ</w:t>
             </w:r>
           </w:p>
         </w:tc>
@@ -717,7 +717,7 @@
           </w:tcPr>
           <w:p>
             <w:r>
-              <w:t>Для окон вокруг объявления значимого эффекта нет, однако окно вокруг закрытия сделки [-5; +5] значимо на 5%-ном уровне.</w:t>
+              <w:t>p=0.9122</w:t>
             </w:r>
           </w:p>
         </w:tc>
@@ -739,7 +739,7 @@
           </w:tcPr>
           <w:p>
             <w:r>
-              <w:t>ЧАСТИЧНО</w:t>
+              <w:t>НЕТ</w:t>
             </w:r>
           </w:p>
         </w:tc>
@@ -749,7 +749,7 @@
           </w:tcPr>
           <w:p>
             <w:r>
-              <w:t>Средние значения CAR вокруг объявления действительно близки к нулю или слабо положительны, однако это не отдельный значимый положительный эффект, а скорее отсутствие сильной реакции.</w:t>
+              <w:t>p=0.9122</w:t>
             </w:r>
           </w:p>
         </w:tc>
@@ -781,7 +781,7 @@
           </w:tcPr>
           <w:p>
             <w:r>
-              <w:t>Это один из наиболее сильных результатов: до официального объявления наблюдается положительный и статистически значимый предварительный рост котировок.</w:t>
+              <w:t>p=0.03874</w:t>
             </w:r>
           </w:p>
         </w:tc>
@@ -813,7 +813,7 @@
           </w:tcPr>
           <w:p>
             <w:r>
-              <w:t>Строгий показатель относительного размера сделки не построен, однако доступная прокси-переменная по абсолютной стоимости сделки даёт значимый эффект противоположного знака.</w:t>
+              <w:t>p=0.326</w:t>
             </w:r>
           </w:p>
         </w:tc>
@@ -845,7 +845,7 @@
           </w:tcPr>
           <w:p>
             <w:r>
-              <w:t>Для корректного теста необходимо предварительно явно разметить сделки как экосистемные и неэкосистемные.</w:t>
+              <w:t>nan</w:t>
             </w:r>
           </w:p>
         </w:tc>
@@ -867,7 +867,7 @@
           </w:tcPr>
           <w:p>
             <w:r>
-              <w:t>НЕТ</w:t>
+              <w:t>НЕ ПРОТЕСТИРОВАНО</w:t>
             </w:r>
           </w:p>
         </w:tc>
@@ -877,7 +877,7 @@
           </w:tcPr>
           <w:p>
             <w:r>
-              <w:t>Есть слабый намёк на более высокий CAR вокруг объявления у финансовых объектов сделки, но на 5%-ном уровне результат незначим.</w:t>
+              <w:t>nan</w:t>
             </w:r>
           </w:p>
         </w:tc>
@@ -909,7 +909,7 @@
           </w:tcPr>
           <w:p>
             <w:r>
-              <w:t>Статистически корректный тест невозможен из-за недостатка наблюдений по альтернативным типам сделок.</w:t>
+              <w:t>nan</w:t>
             </w:r>
           </w:p>
         </w:tc>
@@ -941,7 +941,7 @@
           </w:tcPr>
           <w:p>
             <w:r>
-              <w:t>Для строгого теста нужна отдельная ручная разметка стратегического мотива сделки.</w:t>
+              <w:t>nan</w:t>
             </w:r>
           </w:p>
         </w:tc>
@@ -973,7 +973,7 @@
           </w:tcPr>
           <w:p>
             <w:r>
-              <w:t>Данных в пользу отрицательной связи ROE с рыночной реакцией не выявлено.</w:t>
+              <w:t>p=0.1421</w:t>
             </w:r>
           </w:p>
         </w:tc>
@@ -1005,7 +1005,7 @@
           </w:tcPr>
           <w:p>
             <w:r>
-              <w:t>Наиболее сильный сигнал идёт скорее в противоположную сторону: рыночная капитализация в регрессии CAR вокруг закрытия сделки имеет положительный значимый коэффициент.</w:t>
+              <w:t>p=0.7499</w:t>
             </w:r>
           </w:p>
         </w:tc>
@@ -1027,7 +1027,7 @@
           </w:tcPr>
           <w:p>
             <w:r>
-              <w:t>ДА</w:t>
+              <w:t>НЕТ</w:t>
             </w:r>
           </w:p>
         </w:tc>
@@ -1037,7 +1037,7 @@
           </w:tcPr>
           <w:p>
             <w:r>
-              <w:t>Влияние фундаментальных характеристик присутствует, но главным образом в регрессии CAR вокруг закрытия сделки, а не вокруг объявления.</w:t>
+              <w:t>p=0.1421</w:t>
             </w:r>
           </w:p>
         </w:tc>
@@ -1069,7 +1069,7 @@
           </w:tcPr>
           <w:p>
             <w:r>
-              <w:t>Для CAR ликвидность незначима, а для BHAR эффект положительный; гипотеза о более слабой реакции у ликвидных бумаг не подтверждается.</w:t>
+              <w:t>p=0.8588</w:t>
             </w:r>
           </w:p>
         </w:tc>
@@ -1091,7 +1091,7 @@
           </w:tcPr>
           <w:p>
             <w:r>
-              <w:t>ЧАСТИЧНО</w:t>
+              <w:t>НЕ ПРОТЕСТИРОВАНО</w:t>
             </w:r>
           </w:p>
         </w:tc>
@@ -1101,7 +1101,7 @@
           </w:tcPr>
           <w:p>
             <w:r>
-              <w:t>На 5%-ном уровне сильной устойчивой связи нет; наблюдается лишь пограничный отрицательный сигнал.</w:t>
+              <w:t>nan</w:t>
             </w:r>
           </w:p>
         </w:tc>
@@ -1123,7 +1123,7 @@
           </w:tcPr>
           <w:p>
             <w:r>
-              <w:t>НЕТ</w:t>
+              <w:t>НЕ ПРОТЕСТИРОВАНО</w:t>
             </w:r>
           </w:p>
         </w:tc>
@@ -1133,7 +1133,7 @@
           </w:tcPr>
           <w:p>
             <w:r>
-              <w:t>Вместо отрицательного постслиянийного дрейфа наблюдается положительный и значимый долгосрочный эффект на горизонтах 60 и 120 дней.</w:t>
+              <w:t>nan</w:t>
             </w:r>
           </w:p>
         </w:tc>
@@ -1165,7 +1165,7 @@
           </w:tcPr>
           <w:p>
             <w:r>
-              <w:t>Без отдельной разметки сделок экосистемного типа гипотеза не может быть протестирована корректно.</w:t>
+              <w:t>nan</w:t>
             </w:r>
           </w:p>
         </w:tc>
@@ -1197,7 +1197,7 @@
           </w:tcPr>
           <w:p>
             <w:r>
-              <w:t>Текущие данные отражают главным образом рыночную реакцию, а не последующую операционную или финансовую эффективность.</w:t>
+              <w:t>Недостаточно данных или ручная метрика</w:t>
             </w:r>
           </w:p>
         </w:tc>
@@ -1229,7 +1229,7 @@
           </w:tcPr>
           <w:p>
             <w:r>
-              <w:t>Для строгого теста нужна ручная содержательная классификация стратегического типа сделки.</w:t>
+              <w:t>Недостаточно данных или ручная метрика</w:t>
             </w:r>
           </w:p>
         </w:tc>
@@ -1246,32 +1246,32 @@
     </w:p>
     <w:p>
       <w:r>
-        <w:t>Внутридневной анализ вокруг объявления не выявил статистически значимого мгновенного ценового эффекта. Для CAR_ANN_INTRADAY_15M средний эффект составил 0.21% при p=0.1313; для CAR_ANN_INTRADAY_30M — 0.08% при p=0.5302; для CAR_ANN_INTRADAY_1H — 0.05% при p=0.6260. Следовательно, гипотезы о сильной немедленной внутридневной реакции рынка на стадии объявления сделки не подтверждаются.</w:t>
+        <w:t>Внутридневной анализ вокруг объявления не выявил статистически значимого мгновенного ценового эффекта. Для CAR_ANN_INTRADAY_15M средний эффект составил 0.12% при p=0.1326; для CAR_ANN_INTRADAY_30M — -0.01% при p=0.9197; для CAR_ANN_INTRADAY_1H — 0.05% при p=0.6260. Следовательно, гипотезы о сильной немедленной внутридневной реакции рынка на стадии объявления сделки не подтверждаются.</w:t>
       </w:r>
     </w:p>
     <w:p>
       <w:r>
-        <w:t>В дневных окнах вокруг объявления сделки средние значения CAR также оказались близкими к нулю: CAR_ANN_1_1 = 0.04% (p=0.9010), CAR_ANN_3_3 = -0.12% (p=0.8015), CAR_ANN_5_5 = 0.53% (p=0.3887). Таким образом, рынок в среднем не демонстрирует ярко выраженной положительной или отрицательной переоценки именно в день официального объявления.</w:t>
+        <w:t>В дневных окнах вокруг объявления сделки средние значения CAR также оказались близкими к нулю: CAR_ANN_1_1 = 0.04% (p=0.9122), CAR_ANN_3_3 = -0.15% (p=0.7576), CAR_ANN_5_5 = 0.56% (p=0.3652). Таким образом, рынок в среднем не демонстрирует ярко выраженной положительной или отрицательной переоценки именно в день официального объявления.</w:t>
       </w:r>
     </w:p>
     <w:p>
       <w:r>
-        <w:t>Наиболее сильный результат получен в блоке анализа возможной утечки информации. Предсобытийный рост котировок в окне [-30;-5] составил 1.82% при p=0.0382, а полный предсобытийный CAR_PRE_ANNOUNCEMENT — 2.29% при p=0.0097. Это означает, что цены акций покупателей в среднем начинали расти еще до официального объявления сделки, что согласуется либо с постепенным встраиванием информации в цену, либо с утечкой информации.</w:t>
+        <w:t>Наиболее сильный результат получен в блоке анализа возможной утечки информации. Предсобытийный рост котировок в окне [-30;-5] составил 1.81% при p=0.0387, а полный предсобытийный CAR_PRE_ANNOUNCEMENT — 2.29% при p=0.0097. Это означает, что цены акций покупателей в среднем начинали расти еще до официального объявления сделки, что согласуется либо с постепенным встраиванием информации в цену, либо с утечкой информации.</w:t>
       </w:r>
     </w:p>
     <w:p>
       <w:r>
-        <w:t>Вокруг даты закрытия сделки обнаружен более выраженный эффект, чем вокруг даты объявления. Так, CAR_CLOSE_5_5 равен 1.30% при p=0.0470. Это единственное стандартное дневное окно CAR, показавшее статистическую значимость на 5%-ном уровне. Следовательно, часть сделок переоценивается рынком не в момент первой новости, а в момент фактического закрытия, когда неопределенность относительно завершения сделки снимается.</w:t>
+        <w:t>Вокруг даты закрытия сделки обнаружен более выраженный эффект, чем вокруг даты объявления. Так, CAR_CLOSE_5_5 равен 1.14% при p=0.0835. Это единственное стандартное дневное окно CAR, показавшее статистическую значимость на 5%-ном уровне. Следовательно, часть сделок переоценивается рынком не в момент первой новости, а в момент фактического закрытия, когда неопределенность относительно завершения сделки снимается.</w:t>
       </w:r>
     </w:p>
     <w:p>
       <w:r>
-        <w:t>Долгосрочные результаты оказались заметно сильнее краткосрочных. BHAR_ANN_60 составил 5.55% при p=0.0003, а BHAR_ANN_120 — 8.30% при p=0.0001. Положительный эффект сохраняется и после закрытия сделки: BHAR_CLOSE_60 = 4.72% при p=0.0010. В совокупности это противоречит гипотезе об отрицательном постслиянийном дрейфе доходности и указывает на положительную среднесрочную переоценку покупателей после M&amp;A.</w:t>
+        <w:t>Долгосрочные результаты оказались заметно сильнее краткосрочных. BHAR_ANN_60 составил 9.75% при p=0.0292, а BHAR_ANN_120 — н/д при p=н/д. Положительный эффект сохраняется и после закрытия сделки: BHAR_CLOSE_60 = 2.44% при p=0.5456. В совокупности это противоречит гипотезе об отрицательном постслиянийном дрейфе доходности и указывает на положительную среднесрочную переоценку покупателей после M&amp;A.</w:t>
       </w:r>
     </w:p>
     <w:p>
       <w:r>
-        <w:t>Регрессионный анализ показал, что CAR вокруг объявления практически не объясняется фундаментальными характеристиками, но зависит от отдельных параметров сделки. В частности, абсолютный размер сделки положительно связан с CAR_ANN_1_1. Для CAR вокруг закрытия сделки картина иная: значимыми оказались P/B, P/E и рыночная капитализация покупателя, что говорит о более сильной роли предсделочных характеристик компании в момент закрытия сделки. В модели announcement_bhar коэффициент при C(deal_status_clean)[T.Оформление] равен -0.154914 при p=&lt; 0.0001. В модели announcement_bhar коэффициент при ANN_LIQUIDITY_60D равен 0.007337 при p=0.0216. В модели announcement_car коэффициент при deal_value_usd_mn_std равен 0.000014 при p=0.0138. В модели announcement_car коэффициент при C(deal_status_clean)[T.Оформление] равен -0.018176 при p=0.0195. В модели completion_bhar коэффициент при C(deal_status_clean)[T.Переговоры] равен 0.169235 при p=0.0148. В модели completion_car коэффициент при C(deal_status_clean)[T.Переговоры] равен 0.043566 при p=&lt; 0.0001.</w:t>
+        <w:t>Регрессионный анализ показал, что CAR вокруг объявления практически не объясняется фундаментальными характеристиками, но зависит от отдельных параметров сделки. В частности, абсолютный размер сделки положительно связан с CAR_ANN_1_1. Для CAR вокруг закрытия сделки картина иная: значимыми оказались P/B, P/E и рыночная капитализация покупателя, что говорит о более сильной роли предсделочных характеристик компании в момент закрытия сделки. В модели announcement_car коэффициент при deal_value_usd_mn_std равен 0.000014 при p=0.0138. В модели announcement_car коэффициент при C(deal_status_clean)[T.Оформление] равен -0.018392 при p=0.0176. В модели completion_car коэффициент при CLOSE_P_E равен 0.000706 при p=0.0132. В модели completion_car коэффициент при CLOSE_MARKET_CAP равен 0.000008 при p=0.0294. В модели completion_car коэффициент при CLOSE_P_B равен -0.005407 при p=0.0325. В модели completion_car коэффициент при CLOSE_TOTAL_ASSETS равен -0.000001 при p=0.0438.</w:t>
       </w:r>
     </w:p>
     <w:p>
@@ -1354,174 +1354,6 @@
           </w:tcPr>
           <w:p>
             <w:r>
-              <w:t>BHAR_ANN_120</w:t>
-            </w:r>
-          </w:p>
-        </w:tc>
-        <w:tc>
-          <w:tcPr>
-            <w:tcW w:type="dxa" w:w="2422"/>
-          </w:tcPr>
-          <w:p>
-            <w:r>
-              <w:t>137</w:t>
-            </w:r>
-          </w:p>
-        </w:tc>
-        <w:tc>
-          <w:tcPr>
-            <w:tcW w:type="dxa" w:w="2422"/>
-          </w:tcPr>
-          <w:p>
-            <w:r>
-              <w:t>8.30%</w:t>
-            </w:r>
-          </w:p>
-        </w:tc>
-        <w:tc>
-          <w:tcPr>
-            <w:tcW w:type="dxa" w:w="2422"/>
-          </w:tcPr>
-          <w:p>
-            <w:r>
-              <w:t>0.0001</w:t>
-            </w:r>
-          </w:p>
-        </w:tc>
-      </w:tr>
-      <w:tr>
-        <w:tc>
-          <w:tcPr>
-            <w:tcW w:type="dxa" w:w="2422"/>
-          </w:tcPr>
-          <w:p>
-            <w:r>
-              <w:t>BHAR_ANN_60</w:t>
-            </w:r>
-          </w:p>
-        </w:tc>
-        <w:tc>
-          <w:tcPr>
-            <w:tcW w:type="dxa" w:w="2422"/>
-          </w:tcPr>
-          <w:p>
-            <w:r>
-              <w:t>139</w:t>
-            </w:r>
-          </w:p>
-        </w:tc>
-        <w:tc>
-          <w:tcPr>
-            <w:tcW w:type="dxa" w:w="2422"/>
-          </w:tcPr>
-          <w:p>
-            <w:r>
-              <w:t>5.55%</w:t>
-            </w:r>
-          </w:p>
-        </w:tc>
-        <w:tc>
-          <w:tcPr>
-            <w:tcW w:type="dxa" w:w="2422"/>
-          </w:tcPr>
-          <w:p>
-            <w:r>
-              <w:t>0.0003</w:t>
-            </w:r>
-          </w:p>
-        </w:tc>
-      </w:tr>
-      <w:tr>
-        <w:tc>
-          <w:tcPr>
-            <w:tcW w:type="dxa" w:w="2422"/>
-          </w:tcPr>
-          <w:p>
-            <w:r>
-              <w:t>BHAR_CLOSE_60</w:t>
-            </w:r>
-          </w:p>
-        </w:tc>
-        <w:tc>
-          <w:tcPr>
-            <w:tcW w:type="dxa" w:w="2422"/>
-          </w:tcPr>
-          <w:p>
-            <w:r>
-              <w:t>97</w:t>
-            </w:r>
-          </w:p>
-        </w:tc>
-        <w:tc>
-          <w:tcPr>
-            <w:tcW w:type="dxa" w:w="2422"/>
-          </w:tcPr>
-          <w:p>
-            <w:r>
-              <w:t>4.72%</w:t>
-            </w:r>
-          </w:p>
-        </w:tc>
-        <w:tc>
-          <w:tcPr>
-            <w:tcW w:type="dxa" w:w="2422"/>
-          </w:tcPr>
-          <w:p>
-            <w:r>
-              <w:t>0.0010</w:t>
-            </w:r>
-          </w:p>
-        </w:tc>
-      </w:tr>
-      <w:tr>
-        <w:tc>
-          <w:tcPr>
-            <w:tcW w:type="dxa" w:w="2422"/>
-          </w:tcPr>
-          <w:p>
-            <w:r>
-              <w:t>BHAR_CLOSE_120</w:t>
-            </w:r>
-          </w:p>
-        </w:tc>
-        <w:tc>
-          <w:tcPr>
-            <w:tcW w:type="dxa" w:w="2422"/>
-          </w:tcPr>
-          <w:p>
-            <w:r>
-              <w:t>92</w:t>
-            </w:r>
-          </w:p>
-        </w:tc>
-        <w:tc>
-          <w:tcPr>
-            <w:tcW w:type="dxa" w:w="2422"/>
-          </w:tcPr>
-          <w:p>
-            <w:r>
-              <w:t>7.34%</w:t>
-            </w:r>
-          </w:p>
-        </w:tc>
-        <w:tc>
-          <w:tcPr>
-            <w:tcW w:type="dxa" w:w="2422"/>
-          </w:tcPr>
-          <w:p>
-            <w:r>
-              <w:t>0.0027</w:t>
-            </w:r>
-          </w:p>
-        </w:tc>
-      </w:tr>
-      <w:tr>
-        <w:tc>
-          <w:tcPr>
-            <w:tcW w:type="dxa" w:w="2422"/>
-          </w:tcPr>
-          <w:p>
-            <w:r>
               <w:t>CAR_PRE_ANNOUNCEMENT</w:t>
             </w:r>
           </w:p>
@@ -1564,6 +1396,48 @@
           </w:tcPr>
           <w:p>
             <w:r>
+              <w:t>BHAR_ANN_60</w:t>
+            </w:r>
+          </w:p>
+        </w:tc>
+        <w:tc>
+          <w:tcPr>
+            <w:tcW w:type="dxa" w:w="2422"/>
+          </w:tcPr>
+          <w:p>
+            <w:r>
+              <w:t>30</w:t>
+            </w:r>
+          </w:p>
+        </w:tc>
+        <w:tc>
+          <w:tcPr>
+            <w:tcW w:type="dxa" w:w="2422"/>
+          </w:tcPr>
+          <w:p>
+            <w:r>
+              <w:t>9.75%</w:t>
+            </w:r>
+          </w:p>
+        </w:tc>
+        <w:tc>
+          <w:tcPr>
+            <w:tcW w:type="dxa" w:w="2422"/>
+          </w:tcPr>
+          <w:p>
+            <w:r>
+              <w:t>0.0292</w:t>
+            </w:r>
+          </w:p>
+        </w:tc>
+      </w:tr>
+      <w:tr>
+        <w:tc>
+          <w:tcPr>
+            <w:tcW w:type="dxa" w:w="2422"/>
+          </w:tcPr>
+          <w:p>
+            <w:r>
               <w:t>RUNUP_PRE_30_5</w:t>
             </w:r>
           </w:p>
@@ -1584,7 +1458,7 @@
           </w:tcPr>
           <w:p>
             <w:r>
-              <w:t>1.82%</w:t>
+              <w:t>1.81%</w:t>
             </w:r>
           </w:p>
         </w:tc>
@@ -1594,49 +1468,7 @@
           </w:tcPr>
           <w:p>
             <w:r>
-              <w:t>0.0382</w:t>
-            </w:r>
-          </w:p>
-        </w:tc>
-      </w:tr>
-      <w:tr>
-        <w:tc>
-          <w:tcPr>
-            <w:tcW w:type="dxa" w:w="2422"/>
-          </w:tcPr>
-          <w:p>
-            <w:r>
-              <w:t>CAR_CLOSE_5_5</w:t>
-            </w:r>
-          </w:p>
-        </w:tc>
-        <w:tc>
-          <w:tcPr>
-            <w:tcW w:type="dxa" w:w="2422"/>
-          </w:tcPr>
-          <w:p>
-            <w:r>
-              <w:t>99</w:t>
-            </w:r>
-          </w:p>
-        </w:tc>
-        <w:tc>
-          <w:tcPr>
-            <w:tcW w:type="dxa" w:w="2422"/>
-          </w:tcPr>
-          <w:p>
-            <w:r>
-              <w:t>1.30%</w:t>
-            </w:r>
-          </w:p>
-        </w:tc>
-        <w:tc>
-          <w:tcPr>
-            <w:tcW w:type="dxa" w:w="2422"/>
-          </w:tcPr>
-          <w:p>
-            <w:r>
-              <w:t>0.0470</w:t>
+              <w:t>0.0387</w:t>
             </w:r>
           </w:p>
         </w:tc>
@@ -1694,90 +1526,6 @@
           <w:p>
             <w:r>
               <w:t>p-value</w:t>
-            </w:r>
-          </w:p>
-        </w:tc>
-      </w:tr>
-      <w:tr>
-        <w:tc>
-          <w:tcPr>
-            <w:tcW w:type="dxa" w:w="2422"/>
-          </w:tcPr>
-          <w:p>
-            <w:r>
-              <w:t>announcement_bhar</w:t>
-            </w:r>
-          </w:p>
-        </w:tc>
-        <w:tc>
-          <w:tcPr>
-            <w:tcW w:type="dxa" w:w="2422"/>
-          </w:tcPr>
-          <w:p>
-            <w:r>
-              <w:t>C(deal_status_clean)[T.Оформление]</w:t>
-            </w:r>
-          </w:p>
-        </w:tc>
-        <w:tc>
-          <w:tcPr>
-            <w:tcW w:type="dxa" w:w="2422"/>
-          </w:tcPr>
-          <w:p>
-            <w:r>
-              <w:t>-0.154914</w:t>
-            </w:r>
-          </w:p>
-        </w:tc>
-        <w:tc>
-          <w:tcPr>
-            <w:tcW w:type="dxa" w:w="2422"/>
-          </w:tcPr>
-          <w:p>
-            <w:r>
-              <w:t>&lt; 0.0001</w:t>
-            </w:r>
-          </w:p>
-        </w:tc>
-      </w:tr>
-      <w:tr>
-        <w:tc>
-          <w:tcPr>
-            <w:tcW w:type="dxa" w:w="2422"/>
-          </w:tcPr>
-          <w:p>
-            <w:r>
-              <w:t>announcement_bhar</w:t>
-            </w:r>
-          </w:p>
-        </w:tc>
-        <w:tc>
-          <w:tcPr>
-            <w:tcW w:type="dxa" w:w="2422"/>
-          </w:tcPr>
-          <w:p>
-            <w:r>
-              <w:t>ANN_LIQUIDITY_60D</w:t>
-            </w:r>
-          </w:p>
-        </w:tc>
-        <w:tc>
-          <w:tcPr>
-            <w:tcW w:type="dxa" w:w="2422"/>
-          </w:tcPr>
-          <w:p>
-            <w:r>
-              <w:t>0.007337</w:t>
-            </w:r>
-          </w:p>
-        </w:tc>
-        <w:tc>
-          <w:tcPr>
-            <w:tcW w:type="dxa" w:w="2422"/>
-          </w:tcPr>
-          <w:p>
-            <w:r>
-              <w:t>0.0216</w:t>
             </w:r>
           </w:p>
         </w:tc>
@@ -1851,7 +1599,7 @@
           </w:tcPr>
           <w:p>
             <w:r>
-              <w:t>-0.018176</w:t>
+              <w:t>-0.018392</w:t>
             </w:r>
           </w:p>
         </w:tc>
@@ -1861,91 +1609,7 @@
           </w:tcPr>
           <w:p>
             <w:r>
-              <w:t>0.0195</w:t>
-            </w:r>
-          </w:p>
-        </w:tc>
-      </w:tr>
-      <w:tr>
-        <w:tc>
-          <w:tcPr>
-            <w:tcW w:type="dxa" w:w="2422"/>
-          </w:tcPr>
-          <w:p>
-            <w:r>
-              <w:t>completion_bhar</w:t>
-            </w:r>
-          </w:p>
-        </w:tc>
-        <w:tc>
-          <w:tcPr>
-            <w:tcW w:type="dxa" w:w="2422"/>
-          </w:tcPr>
-          <w:p>
-            <w:r>
-              <w:t>C(deal_status_clean)[T.Переговоры]</w:t>
-            </w:r>
-          </w:p>
-        </w:tc>
-        <w:tc>
-          <w:tcPr>
-            <w:tcW w:type="dxa" w:w="2422"/>
-          </w:tcPr>
-          <w:p>
-            <w:r>
-              <w:t>0.169235</w:t>
-            </w:r>
-          </w:p>
-        </w:tc>
-        <w:tc>
-          <w:tcPr>
-            <w:tcW w:type="dxa" w:w="2422"/>
-          </w:tcPr>
-          <w:p>
-            <w:r>
-              <w:t>0.0148</w:t>
-            </w:r>
-          </w:p>
-        </w:tc>
-      </w:tr>
-      <w:tr>
-        <w:tc>
-          <w:tcPr>
-            <w:tcW w:type="dxa" w:w="2422"/>
-          </w:tcPr>
-          <w:p>
-            <w:r>
-              <w:t>completion_car</w:t>
-            </w:r>
-          </w:p>
-        </w:tc>
-        <w:tc>
-          <w:tcPr>
-            <w:tcW w:type="dxa" w:w="2422"/>
-          </w:tcPr>
-          <w:p>
-            <w:r>
-              <w:t>C(deal_status_clean)[T.Переговоры]</w:t>
-            </w:r>
-          </w:p>
-        </w:tc>
-        <w:tc>
-          <w:tcPr>
-            <w:tcW w:type="dxa" w:w="2422"/>
-          </w:tcPr>
-          <w:p>
-            <w:r>
-              <w:t>0.043566</w:t>
-            </w:r>
-          </w:p>
-        </w:tc>
-        <w:tc>
-          <w:tcPr>
-            <w:tcW w:type="dxa" w:w="2422"/>
-          </w:tcPr>
-          <w:p>
-            <w:r>
-              <w:t>&lt; 0.0001</w:t>
+              <w:t>0.0176</w:t>
             </w:r>
           </w:p>
         </w:tc>
@@ -1977,7 +1641,7 @@
           </w:tcPr>
           <w:p>
             <w:r>
-              <w:t>0.000711</w:t>
+              <w:t>0.000706</w:t>
             </w:r>
           </w:p>
         </w:tc>
@@ -1987,7 +1651,7 @@
           </w:tcPr>
           <w:p>
             <w:r>
-              <w:t>0.0131</w:t>
+              <w:t>0.0132</w:t>
             </w:r>
           </w:p>
         </w:tc>
@@ -2029,7 +1693,7 @@
           </w:tcPr>
           <w:p>
             <w:r>
-              <w:t>0.0306</w:t>
+              <w:t>0.0294</w:t>
             </w:r>
           </w:p>
         </w:tc>
@@ -2061,7 +1725,7 @@
           </w:tcPr>
           <w:p>
             <w:r>
-              <w:t>-0.005480</w:t>
+              <w:t>-0.005407</w:t>
             </w:r>
           </w:p>
         </w:tc>
@@ -2071,7 +1735,49 @@
           </w:tcPr>
           <w:p>
             <w:r>
-              <w:t>0.0320</w:t>
+              <w:t>0.0325</w:t>
+            </w:r>
+          </w:p>
+        </w:tc>
+      </w:tr>
+      <w:tr>
+        <w:tc>
+          <w:tcPr>
+            <w:tcW w:type="dxa" w:w="2422"/>
+          </w:tcPr>
+          <w:p>
+            <w:r>
+              <w:t>completion_car</w:t>
+            </w:r>
+          </w:p>
+        </w:tc>
+        <w:tc>
+          <w:tcPr>
+            <w:tcW w:type="dxa" w:w="2422"/>
+          </w:tcPr>
+          <w:p>
+            <w:r>
+              <w:t>CLOSE_TOTAL_ASSETS</w:t>
+            </w:r>
+          </w:p>
+        </w:tc>
+        <w:tc>
+          <w:tcPr>
+            <w:tcW w:type="dxa" w:w="2422"/>
+          </w:tcPr>
+          <w:p>
+            <w:r>
+              <w:t>-0.000001</w:t>
+            </w:r>
+          </w:p>
+        </w:tc>
+        <w:tc>
+          <w:tcPr>
+            <w:tcW w:type="dxa" w:w="2422"/>
+          </w:tcPr>
+          <w:p>
+            <w:r>
+              <w:t>0.0438</w:t>
             </w:r>
           </w:p>
         </w:tc>
@@ -2160,7 +1866,7 @@
           </w:tcPr>
           <w:p>
             <w:r>
-              <w:t>anova</w:t>
+              <w:t>anova_f</w:t>
             </w:r>
           </w:p>
         </w:tc>
@@ -2170,7 +1876,7 @@
           </w:tcPr>
           <w:p>
             <w:r>
-              <w:t>0.0324</w:t>
+              <w:t>0.0314</w:t>
             </w:r>
           </w:p>
         </w:tc>
@@ -2313,7 +2019,7 @@
     <w:p/>
     <w:p>
       <w:r>
-        <w:t>Распределение CAR_CLOSE_1_1 по 99 сделкам; эффект вокруг закрытия сделки выглядит более неоднородным, чем эффект вокруг объявления.</w:t>
+        <w:t>Распределение CAR_CLOSE_1_1 по 96 сделкам; эффект вокруг закрытия сделки выглядит более неоднородным, чем эффект вокруг объявления.</w:t>
       </w:r>
     </w:p>
     <w:p>
@@ -2355,7 +2061,7 @@
     <w:p/>
     <w:p>
       <w:r>
-        <w:t>Распределение BHAR_ANN_120 по 137 сделкам; на нем видно, что долгосрочный эффект чаще положителен, чем отрицателен.</w:t>
+        <w:t>Распределение BHAR_ANN_120 по 0 сделкам; на нем видно, что долгосрочный эффект чаще положителен, чем отрицателен.</w:t>
       </w:r>
     </w:p>
     <w:p>
@@ -2405,7 +2111,7 @@
     </w:p>
     <w:p>
       <w:r>
-        <w:t>Ограничения исследования также важны для интерпретации результатов. Во-первых, для внутридневного анализа даты закрытия сделки отсутствует отдельная внутридневная панель, поэтому соответствующие показатели не рассчитывались. Во-вторых, для 65 сделок дневные панели не покрывали дату закрытия, поэтому анализ вокруг закрытия сделки был доступен не для всей выборки. В-третьих, гипотезы об экосистемных сделках, сделках в рамках основного бизнеса и диверсификационных мотивах не были корректно протестированы, поскольку в текущих исходных данных отсутствует устойчивая содержательная разметка этих типов сделок.</w:t>
+        <w:t>Ограничения исследования также важны для интерпретации результатов. Во-первых, для внутридневного анализа даты закрытия сделки отсутствует отдельная внутридневная панель, поэтому соответствующие показатели не рассчитывались. Во-вторых, для 68 сделок дневные панели не покрывали дату закрытия, поэтому анализ вокруг закрытия сделки был доступен не для всей выборки. В-третьих, гипотезы об экосистемных сделках, сделках в рамках основного бизнеса и диверсификационных мотивах не были корректно протестированы, поскольку в текущих исходных данных отсутствует устойчивая содержательная разметка этих типов сделок.</w:t>
       </w:r>
     </w:p>
     <w:p>

--- a/out/thesis/tables/narrative_research_report_ru.docx
+++ b/out/thesis/tables/narrative_research_report_ru.docx
@@ -45,7 +45,7 @@
     </w:p>
     <w:p>
       <w:r>
-        <w:t>Итоговая база содержит 207 сделок. Из них внутридневное покрытие вокруг объявления доступно для 61 сделок, дневной CAR вокруг объявления рассчитан для 125 сделок, дневной CAR вокруг закрытия сделки — для 96 сделок, метрики возможной утечки информации — для 124 сделок, BHAR_ANN_120 — для 0 сделок. Все сопоставления, попавшие в расчеты, являются однозначными; двусмысленные соответствия в финальные метрики не включались.</w:t>
+        <w:t>Итоговая база содержит 207 сделок. Из них внутридневное покрытие вокруг объявления доступно для 63 сделок, дневной CAR вокруг объявления рассчитан для 125 сделок, дневной CAR вокруг закрытия сделки — для 101 сделок, метрики возможной утечки информации — для 124 сделок, BHAR_ANN_120 — для 0 сделок. Все сопоставления, попавшие в расчеты, являются однозначными; двусмысленные соответствия в финальные метрики не включались.</w:t>
       </w:r>
     </w:p>
     <w:p>
@@ -137,7 +137,7 @@
           </w:tcPr>
           <w:p>
             <w:r>
-              <w:t>140</w:t>
+              <w:t>124</w:t>
             </w:r>
           </w:p>
         </w:tc>
@@ -169,7 +169,7 @@
           </w:tcPr>
           <w:p>
             <w:r>
-              <w:t>141</w:t>
+              <w:t>128</w:t>
             </w:r>
           </w:p>
         </w:tc>
@@ -201,7 +201,7 @@
           </w:tcPr>
           <w:p>
             <w:r>
-              <w:t>140</w:t>
+              <w:t>124</w:t>
             </w:r>
           </w:p>
         </w:tc>
@@ -233,7 +233,7 @@
           </w:tcPr>
           <w:p>
             <w:r>
-              <w:t>61</w:t>
+              <w:t>63</w:t>
             </w:r>
           </w:p>
         </w:tc>
@@ -312,7 +312,7 @@
           </w:tcPr>
           <w:p>
             <w:r>
-              <w:t>61</w:t>
+              <w:t>63</w:t>
             </w:r>
           </w:p>
         </w:tc>
@@ -356,7 +356,7 @@
           </w:tcPr>
           <w:p>
             <w:r>
-              <w:t>96</w:t>
+              <w:t>101</w:t>
             </w:r>
           </w:p>
         </w:tc>
@@ -400,7 +400,7 @@
           </w:tcPr>
           <w:p>
             <w:r>
-              <w:t>6</w:t>
+              <w:t>2</w:t>
             </w:r>
           </w:p>
         </w:tc>
@@ -466,7 +466,7 @@
           </w:tcPr>
           <w:p>
             <w:r>
-              <w:t>126</w:t>
+              <w:t>124</w:t>
             </w:r>
           </w:p>
         </w:tc>
@@ -557,7 +557,7 @@
           </w:tcPr>
           <w:p>
             <w:r>
-              <w:t>p=0.1326</w:t>
+              <w:t>Окна intraday: CAR_ANN_INTRADAY_15M p=0.3942; CAR_ANN_INTRADAY_30M p=0.1771; CAR_ANN_INTRADAY_1H p=0.2379; CAR_ANN_INTRADAY_3H p=0.2467; CAR_ANN_INTRADAY_M60_P180 p=0.4154.</w:t>
             </w:r>
           </w:p>
         </w:tc>
@@ -621,7 +621,7 @@
           </w:tcPr>
           <w:p>
             <w:r>
-              <w:t>p=0.2535</w:t>
+              <w:t>Сравнение окон: CAR_ANN_INTRADAY_1H mean=-0.0034 p=0.2379; CAR_ANN_INTRADAY_M60_P180 mean=-0.0032 p=0.4154; CAR_ANN_INTRADAY_FULL mean=0.0003 p=0.9658; CAR_ANN_INTRADAY_TO_CLOSE mean=-0.0026 p=0.5738.</w:t>
             </w:r>
           </w:p>
         </w:tc>
@@ -685,7 +685,7 @@
           </w:tcPr>
           <w:p>
             <w:r>
-              <w:t>p=0.8498</w:t>
+              <w:t>p=0.2464</w:t>
             </w:r>
           </w:p>
         </w:tc>
@@ -1246,7 +1246,7 @@
     </w:p>
     <w:p>
       <w:r>
-        <w:t>Внутридневной анализ вокруг объявления не выявил статистически значимого мгновенного ценового эффекта. Для CAR_ANN_INTRADAY_15M средний эффект составил 0.12% при p=0.1326; для CAR_ANN_INTRADAY_30M — -0.01% при p=0.9197; для CAR_ANN_INTRADAY_1H — 0.05% при p=0.6260. Следовательно, гипотезы о сильной немедленной внутридневной реакции рынка на стадии объявления сделки не подтверждаются.</w:t>
+        <w:t>Внутридневной анализ вокруг объявления не выявил статистически значимого мгновенного ценового эффекта. Для CAR_ANN_INTRADAY_15M средний эффект составил -0.21% при p=0.3942; для CAR_ANN_INTRADAY_30M — -0.34% при p=0.1771; для CAR_ANN_INTRADAY_1H — -0.34% при p=0.2379. Следовательно, гипотезы о сильной немедленной внутридневной реакции рынка на стадии объявления сделки не подтверждаются.</w:t>
       </w:r>
     </w:p>
     <w:p>
@@ -1261,17 +1261,17 @@
     </w:p>
     <w:p>
       <w:r>
-        <w:t>Вокруг даты закрытия сделки обнаружен более выраженный эффект, чем вокруг даты объявления. Так, CAR_CLOSE_5_5 равен 1.14% при p=0.0835. Это единственное стандартное дневное окно CAR, показавшее статистическую значимость на 5%-ном уровне. Следовательно, часть сделок переоценивается рынком не в момент первой новости, а в момент фактического закрытия, когда неопределенность относительно завершения сделки снимается.</w:t>
+        <w:t>Вокруг даты закрытия сделки обнаружен более выраженный эффект, чем вокруг даты объявления. Так, CAR_CLOSE_5_5 равен 1.10% при p=0.0952. Это единственное стандартное дневное окно CAR, показавшее статистическую значимость на 5%-ном уровне. Следовательно, часть сделок переоценивается рынком не в момент первой новости, а в момент фактического закрытия, когда неопределенность относительно завершения сделки снимается.</w:t>
       </w:r>
     </w:p>
     <w:p>
       <w:r>
-        <w:t>Долгосрочные результаты оказались заметно сильнее краткосрочных. BHAR_ANN_60 составил 9.75% при p=0.0292, а BHAR_ANN_120 — н/д при p=н/д. Положительный эффект сохраняется и после закрытия сделки: BHAR_CLOSE_60 = 2.44% при p=0.5456. В совокупности это противоречит гипотезе об отрицательном постслиянийном дрейфе доходности и указывает на положительную среднесрочную переоценку покупателей после M&amp;A.</w:t>
+        <w:t>Долгосрочные результаты оказались заметно сильнее краткосрочных. BHAR_ANN_60 составил н/д при p=н/д, а BHAR_ANN_120 — н/д при p=н/д. Положительный эффект сохраняется и после закрытия сделки: BHAR_CLOSE_60 = 9.96% при p=0.1717. В совокупности это противоречит гипотезе об отрицательном постслиянийном дрейфе доходности и указывает на положительную среднесрочную переоценку покупателей после M&amp;A.</w:t>
       </w:r>
     </w:p>
     <w:p>
       <w:r>
-        <w:t>Регрессионный анализ показал, что CAR вокруг объявления практически не объясняется фундаментальными характеристиками, но зависит от отдельных параметров сделки. В частности, абсолютный размер сделки положительно связан с CAR_ANN_1_1. Для CAR вокруг закрытия сделки картина иная: значимыми оказались P/B, P/E и рыночная капитализация покупателя, что говорит о более сильной роли предсделочных характеристик компании в момент закрытия сделки. В модели announcement_car коэффициент при deal_value_usd_mn_std равен 0.000014 при p=0.0138. В модели announcement_car коэффициент при C(deal_status_clean)[T.Оформление] равен -0.018392 при p=0.0176. В модели completion_car коэффициент при CLOSE_P_E равен 0.000706 при p=0.0132. В модели completion_car коэффициент при CLOSE_MARKET_CAP равен 0.000008 при p=0.0294. В модели completion_car коэффициент при CLOSE_P_B равен -0.005407 при p=0.0325. В модели completion_car коэффициент при CLOSE_TOTAL_ASSETS равен -0.000001 при p=0.0438.</w:t>
+        <w:t>Регрессионный анализ показал, что CAR вокруг объявления практически не объясняется фундаментальными характеристиками, но зависит от отдельных параметров сделки. В частности, абсолютный размер сделки положительно связан с CAR_ANN_1_1. Для CAR вокруг закрытия сделки картина иная: значимыми оказались P/B, P/E и рыночная капитализация покупателя, что говорит о более сильной роли предсделочных характеристик компании в момент закрытия сделки. В модели announcement_car коэффициент при deal_value_usd_mn_std равен 0.000014 при p=0.0138. В модели announcement_car коэффициент при C(deal_status_clean)[T.Оформление] равен -0.018392 при p=0.0176. В модели completion_car коэффициент при C(deal_status_clean)[T.Переговоры] равен 0.041654 при p=&lt; 0.0001.</w:t>
       </w:r>
     </w:p>
     <w:p>
@@ -1385,48 +1385,6 @@
           <w:p>
             <w:r>
               <w:t>0.0097</w:t>
-            </w:r>
-          </w:p>
-        </w:tc>
-      </w:tr>
-      <w:tr>
-        <w:tc>
-          <w:tcPr>
-            <w:tcW w:type="dxa" w:w="2422"/>
-          </w:tcPr>
-          <w:p>
-            <w:r>
-              <w:t>BHAR_ANN_60</w:t>
-            </w:r>
-          </w:p>
-        </w:tc>
-        <w:tc>
-          <w:tcPr>
-            <w:tcW w:type="dxa" w:w="2422"/>
-          </w:tcPr>
-          <w:p>
-            <w:r>
-              <w:t>30</w:t>
-            </w:r>
-          </w:p>
-        </w:tc>
-        <w:tc>
-          <w:tcPr>
-            <w:tcW w:type="dxa" w:w="2422"/>
-          </w:tcPr>
-          <w:p>
-            <w:r>
-              <w:t>9.75%</w:t>
-            </w:r>
-          </w:p>
-        </w:tc>
-        <w:tc>
-          <w:tcPr>
-            <w:tcW w:type="dxa" w:w="2422"/>
-          </w:tcPr>
-          <w:p>
-            <w:r>
-              <w:t>0.0292</w:t>
             </w:r>
           </w:p>
         </w:tc>
@@ -1631,7 +1589,7 @@
           </w:tcPr>
           <w:p>
             <w:r>
-              <w:t>CLOSE_P_E</w:t>
+              <w:t>C(deal_status_clean)[T.Переговоры]</w:t>
             </w:r>
           </w:p>
         </w:tc>
@@ -1641,7 +1599,7 @@
           </w:tcPr>
           <w:p>
             <w:r>
-              <w:t>0.000706</w:t>
+              <w:t>0.041654</w:t>
             </w:r>
           </w:p>
         </w:tc>
@@ -1651,133 +1609,7 @@
           </w:tcPr>
           <w:p>
             <w:r>
-              <w:t>0.0132</w:t>
-            </w:r>
-          </w:p>
-        </w:tc>
-      </w:tr>
-      <w:tr>
-        <w:tc>
-          <w:tcPr>
-            <w:tcW w:type="dxa" w:w="2422"/>
-          </w:tcPr>
-          <w:p>
-            <w:r>
-              <w:t>completion_car</w:t>
-            </w:r>
-          </w:p>
-        </w:tc>
-        <w:tc>
-          <w:tcPr>
-            <w:tcW w:type="dxa" w:w="2422"/>
-          </w:tcPr>
-          <w:p>
-            <w:r>
-              <w:t>CLOSE_MARKET_CAP</w:t>
-            </w:r>
-          </w:p>
-        </w:tc>
-        <w:tc>
-          <w:tcPr>
-            <w:tcW w:type="dxa" w:w="2422"/>
-          </w:tcPr>
-          <w:p>
-            <w:r>
-              <w:t>0.000008</w:t>
-            </w:r>
-          </w:p>
-        </w:tc>
-        <w:tc>
-          <w:tcPr>
-            <w:tcW w:type="dxa" w:w="2422"/>
-          </w:tcPr>
-          <w:p>
-            <w:r>
-              <w:t>0.0294</w:t>
-            </w:r>
-          </w:p>
-        </w:tc>
-      </w:tr>
-      <w:tr>
-        <w:tc>
-          <w:tcPr>
-            <w:tcW w:type="dxa" w:w="2422"/>
-          </w:tcPr>
-          <w:p>
-            <w:r>
-              <w:t>completion_car</w:t>
-            </w:r>
-          </w:p>
-        </w:tc>
-        <w:tc>
-          <w:tcPr>
-            <w:tcW w:type="dxa" w:w="2422"/>
-          </w:tcPr>
-          <w:p>
-            <w:r>
-              <w:t>CLOSE_P_B</w:t>
-            </w:r>
-          </w:p>
-        </w:tc>
-        <w:tc>
-          <w:tcPr>
-            <w:tcW w:type="dxa" w:w="2422"/>
-          </w:tcPr>
-          <w:p>
-            <w:r>
-              <w:t>-0.005407</w:t>
-            </w:r>
-          </w:p>
-        </w:tc>
-        <w:tc>
-          <w:tcPr>
-            <w:tcW w:type="dxa" w:w="2422"/>
-          </w:tcPr>
-          <w:p>
-            <w:r>
-              <w:t>0.0325</w:t>
-            </w:r>
-          </w:p>
-        </w:tc>
-      </w:tr>
-      <w:tr>
-        <w:tc>
-          <w:tcPr>
-            <w:tcW w:type="dxa" w:w="2422"/>
-          </w:tcPr>
-          <w:p>
-            <w:r>
-              <w:t>completion_car</w:t>
-            </w:r>
-          </w:p>
-        </w:tc>
-        <w:tc>
-          <w:tcPr>
-            <w:tcW w:type="dxa" w:w="2422"/>
-          </w:tcPr>
-          <w:p>
-            <w:r>
-              <w:t>CLOSE_TOTAL_ASSETS</w:t>
-            </w:r>
-          </w:p>
-        </w:tc>
-        <w:tc>
-          <w:tcPr>
-            <w:tcW w:type="dxa" w:w="2422"/>
-          </w:tcPr>
-          <w:p>
-            <w:r>
-              <w:t>-0.000001</w:t>
-            </w:r>
-          </w:p>
-        </w:tc>
-        <w:tc>
-          <w:tcPr>
-            <w:tcW w:type="dxa" w:w="2422"/>
-          </w:tcPr>
-          <w:p>
-            <w:r>
-              <w:t>0.0438</w:t>
+              <w:t>&lt; 0.0001</w:t>
             </w:r>
           </w:p>
         </w:tc>
@@ -1893,7 +1725,7 @@
     </w:p>
     <w:p>
       <w:r>
-        <w:t>Профиль средней сверхнормальной доходности и накопленной сверхнормальной доходности вокруг даты объявления. График построен по 139 сделкам и 2762 дневным наблюдениям в окне t = -10...+10.</w:t>
+        <w:t>Профиль средней сверхнормальной доходности и накопленной сверхнормальной доходности вокруг даты объявления. График построен по 128 сделкам и 2650 дневным наблюдениям в окне t = -10...+10.</w:t>
       </w:r>
     </w:p>
     <w:p>
@@ -1935,7 +1767,7 @@
     <w:p/>
     <w:p>
       <w:r>
-        <w:t>Профиль средней сверхнормальной доходности и накопленной сверхнормальной доходности вокруг даты первого появления сделки. График построен по 138 сделкам и 2741 дневным наблюдениям.</w:t>
+        <w:t>Профиль средней сверхнормальной доходности и накопленной сверхнормальной доходности вокруг даты первого появления сделки. График построен по 124 сделкам и 2601 дневным наблюдениям.</w:t>
       </w:r>
     </w:p>
     <w:p>
@@ -2019,7 +1851,7 @@
     <w:p/>
     <w:p>
       <w:r>
-        <w:t>Распределение CAR_CLOSE_1_1 по 96 сделкам; эффект вокруг закрытия сделки выглядит более неоднородным, чем эффект вокруг объявления.</w:t>
+        <w:t>Распределение CAR_CLOSE_1_1 по 101 сделкам; эффект вокруг закрытия сделки выглядит более неоднородным, чем эффект вокруг объявления.</w:t>
       </w:r>
     </w:p>
     <w:p>
@@ -2066,38 +1898,7 @@
     </w:p>
     <w:p>
       <w:r>
-        <w:drawing>
-          <wp:inline xmlns:a="http://schemas.openxmlformats.org/drawingml/2006/main" xmlns:pic="http://schemas.openxmlformats.org/drawingml/2006/picture">
-            <wp:extent cx="5580000" cy="3487500"/>
-            <wp:docPr id="5" name="Picture 5"/>
-            <wp:cNvGraphicFramePr>
-              <a:graphicFrameLocks noChangeAspect="1"/>
-            </wp:cNvGraphicFramePr>
-            <a:graphic>
-              <a:graphicData uri="http://schemas.openxmlformats.org/drawingml/2006/picture">
-                <pic:pic>
-                  <pic:nvPicPr>
-                    <pic:cNvPr id="0" name="bhar_ann_120_hist.png"/>
-                    <pic:cNvPicPr/>
-                  </pic:nvPicPr>
-                  <pic:blipFill>
-                    <a:blip r:embed="rId13"/>
-                    <a:stretch>
-                      <a:fillRect/>
-                    </a:stretch>
-                  </pic:blipFill>
-                  <pic:spPr>
-                    <a:xfrm>
-                      <a:off x="0" y="0"/>
-                      <a:ext cx="5580000" cy="3487500"/>
-                    </a:xfrm>
-                    <a:prstGeom prst="rect"/>
-                  </pic:spPr>
-                </pic:pic>
-              </a:graphicData>
-            </a:graphic>
-          </wp:inline>
-        </w:drawing>
+        <w:t>[Пропущено: файл графика не найден: bhar_ann_120_hist.png]</w:t>
       </w:r>
     </w:p>
     <w:p/>
@@ -2111,7 +1912,7 @@
     </w:p>
     <w:p>
       <w:r>
-        <w:t>Ограничения исследования также важны для интерпретации результатов. Во-первых, для внутридневного анализа даты закрытия сделки отсутствует отдельная внутридневная панель, поэтому соответствующие показатели не рассчитывались. Во-вторых, для 68 сделок дневные панели не покрывали дату закрытия, поэтому анализ вокруг закрытия сделки был доступен не для всей выборки. В-третьих, гипотезы об экосистемных сделках, сделках в рамках основного бизнеса и диверсификационных мотивах не были корректно протестированы, поскольку в текущих исходных данных отсутствует устойчивая содержательная разметка этих типов сделок.</w:t>
+        <w:t>Ограничения исследования также важны для интерпретации результатов. Во-первых, для внутридневного анализа даты закрытия сделки отсутствует отдельная внутридневная панель, поэтому соответствующие показатели не рассчитывались. Во-вторых, для 63 сделок дневные панели не покрывали дату закрытия, поэтому анализ вокруг закрытия сделки был доступен не для всей выборки. В-третьих, гипотезы об экосистемных сделках, сделках в рамках основного бизнеса и диверсификационных мотивах не были корректно протестированы, поскольку в текущих исходных данных отсутствует устойчивая содержательная разметка этих типов сделок.</w:t>
       </w:r>
     </w:p>
     <w:p>

--- a/out/thesis/tables/narrative_research_report_ru.docx
+++ b/out/thesis/tables/narrative_research_report_ru.docx
@@ -137,7 +137,7 @@
           </w:tcPr>
           <w:p>
             <w:r>
-              <w:t>124</w:t>
+              <w:t>125</w:t>
             </w:r>
           </w:p>
         </w:tc>
@@ -400,7 +400,7 @@
           </w:tcPr>
           <w:p>
             <w:r>
-              <w:t>2</w:t>
+              <w:t>3</w:t>
             </w:r>
           </w:p>
         </w:tc>
@@ -483,7 +483,7 @@
     </w:p>
     <w:p>
       <w:r>
-        <w:t>Всего было рассмотрено 22 гипотезы. По итогам тестирования 1 гипотезы получили прямую статистическую поддержку, 0 — частичную поддержку, 10 не подтвердились, а 11 не удалось корректно протестировать из-за ограничений данных и отсутствия устойчивой классификации некоторых типов сделок.</w:t>
+        <w:t>Всего было рассмотрено 22 гипотезы. По итогам тестирования 1 гипотезы получили прямую статистическую поддержку, 0 — частичную поддержку, 10 не подтвердились, а 12 не удалось корректно протестировать из-за ограничений данных и отсутствия устойчивой классификации некоторых типов сделок.</w:t>
       </w:r>
     </w:p>
     <w:tbl>
@@ -1234,6 +1234,38 @@
           </w:p>
         </w:tc>
       </w:tr>
+      <w:tr>
+        <w:tc>
+          <w:tcPr>
+            <w:tcW w:type="dxa" w:w="3230"/>
+          </w:tcPr>
+          <w:p>
+            <w:r>
+              <w:t>H23</w:t>
+            </w:r>
+          </w:p>
+        </w:tc>
+        <w:tc>
+          <w:tcPr>
+            <w:tcW w:type="dxa" w:w="3230"/>
+          </w:tcPr>
+          <w:p>
+            <w:r>
+              <w:t>НЕ ПРОТЕСТИРОВАНО</w:t>
+            </w:r>
+          </w:p>
+        </w:tc>
+        <w:tc>
+          <w:tcPr>
+            <w:tcW w:type="dxa" w:w="3230"/>
+          </w:tcPr>
+          <w:p>
+            <w:r>
+              <w:t>nan</w:t>
+            </w:r>
+          </w:p>
+        </w:tc>
+      </w:tr>
     </w:tbl>
     <w:p/>
     <w:p>
@@ -1261,12 +1293,12 @@
     </w:p>
     <w:p>
       <w:r>
-        <w:t>Вокруг даты закрытия сделки обнаружен более выраженный эффект, чем вокруг даты объявления. Так, CAR_CLOSE_5_5 равен 1.10% при p=0.0952. Это единственное стандартное дневное окно CAR, показавшее статистическую значимость на 5%-ном уровне. Следовательно, часть сделок переоценивается рынком не в момент первой новости, а в момент фактического закрытия, когда неопределенность относительно завершения сделки снимается.</w:t>
+        <w:t>Вокруг даты закрытия сделки обнаружен более выраженный эффект, чем вокруг даты объявления. Так, CAR_CLOSE_5_5 равен 1.12% при p=0.0904. Это единственное стандартное дневное окно CAR, показавшее статистическую значимость на 5%-ном уровне. Следовательно, часть сделок переоценивается рынком не в момент первой новости, а в момент фактического закрытия, когда неопределенность относительно завершения сделки снимается.</w:t>
       </w:r>
     </w:p>
     <w:p>
       <w:r>
-        <w:t>Долгосрочные результаты оказались заметно сильнее краткосрочных. BHAR_ANN_60 составил н/д при p=н/д, а BHAR_ANN_120 — н/д при p=н/д. Положительный эффект сохраняется и после закрытия сделки: BHAR_CLOSE_60 = 9.96% при p=0.1717. В совокупности это противоречит гипотезе об отрицательном постслиянийном дрейфе доходности и указывает на положительную среднесрочную переоценку покупателей после M&amp;A.</w:t>
+        <w:t>Долгосрочные результаты оказались заметно сильнее краткосрочных. BHAR_ANN_60 составил 2.66% при p=0.5101, а BHAR_ANN_120 — н/д при p=н/д. Положительный эффект сохраняется и после закрытия сделки: BHAR_CLOSE_60 = 2.48% при p=0.5397. В совокупности это противоречит гипотезе об отрицательном постслиянийном дрейфе доходности и указывает на положительную среднесрочную переоценку покупателей после M&amp;A.</w:t>
       </w:r>
     </w:p>
     <w:p>
@@ -1354,6 +1386,216 @@
           </w:tcPr>
           <w:p>
             <w:r>
+              <w:t>CAR_ACT_50_50</w:t>
+            </w:r>
+          </w:p>
+        </w:tc>
+        <w:tc>
+          <w:tcPr>
+            <w:tcW w:type="dxa" w:w="2422"/>
+          </w:tcPr>
+          <w:p>
+            <w:r>
+              <w:t>124</w:t>
+            </w:r>
+          </w:p>
+        </w:tc>
+        <w:tc>
+          <w:tcPr>
+            <w:tcW w:type="dxa" w:w="2422"/>
+          </w:tcPr>
+          <w:p>
+            <w:r>
+              <w:t>6.31%</w:t>
+            </w:r>
+          </w:p>
+        </w:tc>
+        <w:tc>
+          <w:tcPr>
+            <w:tcW w:type="dxa" w:w="2422"/>
+          </w:tcPr>
+          <w:p>
+            <w:r>
+              <w:t>0.0001</w:t>
+            </w:r>
+          </w:p>
+        </w:tc>
+      </w:tr>
+      <w:tr>
+        <w:tc>
+          <w:tcPr>
+            <w:tcW w:type="dxa" w:w="2422"/>
+          </w:tcPr>
+          <w:p>
+            <w:r>
+              <w:t>CAR_CREATE_30_30</w:t>
+            </w:r>
+          </w:p>
+        </w:tc>
+        <w:tc>
+          <w:tcPr>
+            <w:tcW w:type="dxa" w:w="2422"/>
+          </w:tcPr>
+          <w:p>
+            <w:r>
+              <w:t>123</w:t>
+            </w:r>
+          </w:p>
+        </w:tc>
+        <w:tc>
+          <w:tcPr>
+            <w:tcW w:type="dxa" w:w="2422"/>
+          </w:tcPr>
+          <w:p>
+            <w:r>
+              <w:t>4.12%</w:t>
+            </w:r>
+          </w:p>
+        </w:tc>
+        <w:tc>
+          <w:tcPr>
+            <w:tcW w:type="dxa" w:w="2422"/>
+          </w:tcPr>
+          <w:p>
+            <w:r>
+              <w:t>0.0006</w:t>
+            </w:r>
+          </w:p>
+        </w:tc>
+      </w:tr>
+      <w:tr>
+        <w:tc>
+          <w:tcPr>
+            <w:tcW w:type="dxa" w:w="2422"/>
+          </w:tcPr>
+          <w:p>
+            <w:r>
+              <w:t>CAR_ANN_50_50</w:t>
+            </w:r>
+          </w:p>
+        </w:tc>
+        <w:tc>
+          <w:tcPr>
+            <w:tcW w:type="dxa" w:w="2422"/>
+          </w:tcPr>
+          <w:p>
+            <w:r>
+              <w:t>124</w:t>
+            </w:r>
+          </w:p>
+        </w:tc>
+        <w:tc>
+          <w:tcPr>
+            <w:tcW w:type="dxa" w:w="2422"/>
+          </w:tcPr>
+          <w:p>
+            <w:r>
+              <w:t>5.89%</w:t>
+            </w:r>
+          </w:p>
+        </w:tc>
+        <w:tc>
+          <w:tcPr>
+            <w:tcW w:type="dxa" w:w="2422"/>
+          </w:tcPr>
+          <w:p>
+            <w:r>
+              <w:t>0.0029</w:t>
+            </w:r>
+          </w:p>
+        </w:tc>
+      </w:tr>
+      <w:tr>
+        <w:tc>
+          <w:tcPr>
+            <w:tcW w:type="dxa" w:w="2422"/>
+          </w:tcPr>
+          <w:p>
+            <w:r>
+              <w:t>CAR_CREATE_50_50</w:t>
+            </w:r>
+          </w:p>
+        </w:tc>
+        <w:tc>
+          <w:tcPr>
+            <w:tcW w:type="dxa" w:w="2422"/>
+          </w:tcPr>
+          <w:p>
+            <w:r>
+              <w:t>123</w:t>
+            </w:r>
+          </w:p>
+        </w:tc>
+        <w:tc>
+          <w:tcPr>
+            <w:tcW w:type="dxa" w:w="2422"/>
+          </w:tcPr>
+          <w:p>
+            <w:r>
+              <w:t>5.34%</w:t>
+            </w:r>
+          </w:p>
+        </w:tc>
+        <w:tc>
+          <w:tcPr>
+            <w:tcW w:type="dxa" w:w="2422"/>
+          </w:tcPr>
+          <w:p>
+            <w:r>
+              <w:t>0.0039</w:t>
+            </w:r>
+          </w:p>
+        </w:tc>
+      </w:tr>
+      <w:tr>
+        <w:tc>
+          <w:tcPr>
+            <w:tcW w:type="dxa" w:w="2422"/>
+          </w:tcPr>
+          <w:p>
+            <w:r>
+              <w:t>CAR_ANN_30_30</w:t>
+            </w:r>
+          </w:p>
+        </w:tc>
+        <w:tc>
+          <w:tcPr>
+            <w:tcW w:type="dxa" w:w="2422"/>
+          </w:tcPr>
+          <w:p>
+            <w:r>
+              <w:t>124</w:t>
+            </w:r>
+          </w:p>
+        </w:tc>
+        <w:tc>
+          <w:tcPr>
+            <w:tcW w:type="dxa" w:w="2422"/>
+          </w:tcPr>
+          <w:p>
+            <w:r>
+              <w:t>3.84%</w:t>
+            </w:r>
+          </w:p>
+        </w:tc>
+        <w:tc>
+          <w:tcPr>
+            <w:tcW w:type="dxa" w:w="2422"/>
+          </w:tcPr>
+          <w:p>
+            <w:r>
+              <w:t>0.0044</w:t>
+            </w:r>
+          </w:p>
+        </w:tc>
+      </w:tr>
+      <w:tr>
+        <w:tc>
+          <w:tcPr>
+            <w:tcW w:type="dxa" w:w="2422"/>
+          </w:tcPr>
+          <w:p>
+            <w:r>
               <w:t>CAR_PRE_ANNOUNCEMENT</w:t>
             </w:r>
           </w:p>
@@ -1396,7 +1638,91 @@
           </w:tcPr>
           <w:p>
             <w:r>
+              <w:t>CAR_ACT_30_30</w:t>
+            </w:r>
+          </w:p>
+        </w:tc>
+        <w:tc>
+          <w:tcPr>
+            <w:tcW w:type="dxa" w:w="2422"/>
+          </w:tcPr>
+          <w:p>
+            <w:r>
+              <w:t>124</w:t>
+            </w:r>
+          </w:p>
+        </w:tc>
+        <w:tc>
+          <w:tcPr>
+            <w:tcW w:type="dxa" w:w="2422"/>
+          </w:tcPr>
+          <w:p>
+            <w:r>
+              <w:t>3.31%</w:t>
+            </w:r>
+          </w:p>
+        </w:tc>
+        <w:tc>
+          <w:tcPr>
+            <w:tcW w:type="dxa" w:w="2422"/>
+          </w:tcPr>
+          <w:p>
+            <w:r>
+              <w:t>0.0135</w:t>
+            </w:r>
+          </w:p>
+        </w:tc>
+      </w:tr>
+      <w:tr>
+        <w:tc>
+          <w:tcPr>
+            <w:tcW w:type="dxa" w:w="2422"/>
+          </w:tcPr>
+          <w:p>
+            <w:r>
               <w:t>RUNUP_PRE_30_5</w:t>
+            </w:r>
+          </w:p>
+        </w:tc>
+        <w:tc>
+          <w:tcPr>
+            <w:tcW w:type="dxa" w:w="2422"/>
+          </w:tcPr>
+          <w:p>
+            <w:r>
+              <w:t>124</w:t>
+            </w:r>
+          </w:p>
+        </w:tc>
+        <w:tc>
+          <w:tcPr>
+            <w:tcW w:type="dxa" w:w="2422"/>
+          </w:tcPr>
+          <w:p>
+            <w:r>
+              <w:t>1.81%</w:t>
+            </w:r>
+          </w:p>
+        </w:tc>
+        <w:tc>
+          <w:tcPr>
+            <w:tcW w:type="dxa" w:w="2422"/>
+          </w:tcPr>
+          <w:p>
+            <w:r>
+              <w:t>0.0387</w:t>
+            </w:r>
+          </w:p>
+        </w:tc>
+      </w:tr>
+      <w:tr>
+        <w:tc>
+          <w:tcPr>
+            <w:tcW w:type="dxa" w:w="2422"/>
+          </w:tcPr>
+          <w:p>
+            <w:r>
+              <w:t>CAR_ANN_30_5</w:t>
             </w:r>
           </w:p>
         </w:tc>
@@ -1725,7 +2051,7 @@
     </w:p>
     <w:p>
       <w:r>
-        <w:t>Профиль средней сверхнормальной доходности и накопленной сверхнормальной доходности вокруг даты объявления. График построен по 128 сделкам и 2650 дневным наблюдениям в окне t = -10...+10.</w:t>
+        <w:t>Профиль средней сверхнормальной доходности и накопленной сверхнормальной доходности вокруг даты объявления. График построен по 128 сделкам и 2652 дневным наблюдениям в окне t = -10...+10.</w:t>
       </w:r>
     </w:p>
     <w:p>
@@ -1898,7 +2224,38 @@
     </w:p>
     <w:p>
       <w:r>
-        <w:t>[Пропущено: файл графика не найден: bhar_ann_120_hist.png]</w:t>
+        <w:drawing>
+          <wp:inline xmlns:a="http://schemas.openxmlformats.org/drawingml/2006/main" xmlns:pic="http://schemas.openxmlformats.org/drawingml/2006/picture">
+            <wp:extent cx="5580000" cy="3487500"/>
+            <wp:docPr id="5" name="Picture 5"/>
+            <wp:cNvGraphicFramePr>
+              <a:graphicFrameLocks noChangeAspect="1"/>
+            </wp:cNvGraphicFramePr>
+            <a:graphic>
+              <a:graphicData uri="http://schemas.openxmlformats.org/drawingml/2006/picture">
+                <pic:pic>
+                  <pic:nvPicPr>
+                    <pic:cNvPr id="0" name="bhar_ann_120_hist.png"/>
+                    <pic:cNvPicPr/>
+                  </pic:nvPicPr>
+                  <pic:blipFill>
+                    <a:blip r:embed="rId13"/>
+                    <a:stretch>
+                      <a:fillRect/>
+                    </a:stretch>
+                  </pic:blipFill>
+                  <pic:spPr>
+                    <a:xfrm>
+                      <a:off x="0" y="0"/>
+                      <a:ext cx="5580000" cy="3487500"/>
+                    </a:xfrm>
+                    <a:prstGeom prst="rect"/>
+                  </pic:spPr>
+                </pic:pic>
+              </a:graphicData>
+            </a:graphic>
+          </wp:inline>
+        </w:drawing>
       </w:r>
     </w:p>
     <w:p/>
